--- a/Mine2026/ОУ_09/Б09.docx
+++ b/Mine2026/ОУ_09/Б09.docx
@@ -1217,7 +1217,11 @@
         <w:contextualSpacing w:val="0"/>
       </w:pPr>
       <w:r>
-        <w:t>Учет ведется в рублях, а с агентами дополнительно ведется в валюте, причем для каждого агента установлена своя собственная валюта, не подлежащая пересмотру. При начислении вознаграждения агенту, валютная сумма определяется исходя из рублевой суммы, валюты агента и курса, установленного для данной валюты на дату документа.</w:t>
+        <w:t xml:space="preserve">Учет ведется в рублях, а с агентами дополнительно ведется в валюте, причем для каждого агента установлена своя собственная валюта, не подлежащая пересмотру. При </w:t>
+      </w:r>
+      <w:r>
+        <w:lastRenderedPageBreak/>
+        <w:t>начислении вознаграждения агенту, валютная сумма определяется исходя из рублевой суммы, валюты агента и курса, установленного для данной валюты на дату документа.</w:t>
       </w:r>
     </w:p>
     <w:p>
@@ -1607,8 +1611,6 @@
       <w:r>
         <w:t>,</w:t>
       </w:r>
-      <w:bookmarkStart w:id="4" w:name="_GoBack"/>
-      <w:bookmarkEnd w:id="4"/>
       <w:r>
         <w:t xml:space="preserve"> умноженное на среднюю дневную ставку. Средняя дневная ставка = Сумма оклада, начисленного за предыдущий месяц, дел</w:t>
       </w:r>
@@ -1871,8 +1873,8 @@
         <w:pStyle w:val="2"/>
         <w:contextualSpacing w:val="0"/>
       </w:pPr>
-      <w:bookmarkStart w:id="5" w:name="h.s3epj3oz9lvw" w:colFirst="0" w:colLast="0"/>
-      <w:bookmarkEnd w:id="5"/>
+      <w:bookmarkStart w:id="4" w:name="h.s3epj3oz9lvw" w:colFirst="0" w:colLast="0"/>
+      <w:bookmarkEnd w:id="4"/>
       <w:r>
         <w:t>Управляемые формы</w:t>
       </w:r>
@@ -1881,6 +1883,9 @@
       <w:pPr>
         <w:pStyle w:val="10"/>
         <w:contextualSpacing w:val="0"/>
+        <w:rPr>
+          <w:lang w:val="en-US"/>
+        </w:rPr>
       </w:pPr>
       <w:r>
         <w:rPr>
@@ -1890,61 +1895,13 @@
       </w:r>
       <w:r>
         <w:rPr>
-          <w:i/>
           <w:iCs/>
+          <w:lang w:val="en-US"/>
         </w:rPr>
-        <w:t xml:space="preserve">. </w:t>
-      </w:r>
-    </w:p>
-    <w:p>
-      <w:pPr>
-        <w:pStyle w:val="10"/>
-        <w:jc w:val="center"/>
-        <w:rPr>
-          <w:i/>
-          <w:iCs/>
-        </w:rPr>
-      </w:pPr>
-    </w:p>
-    <w:p>
-      <w:pPr>
-        <w:pStyle w:val="10"/>
-        <w:contextualSpacing w:val="0"/>
-        <w:jc w:val="center"/>
-      </w:pPr>
-      <w:r>
-        <w:rPr>
-          <w:i/>
-        </w:rPr>
-        <w:t>Комментарии при сдаче</w:t>
-      </w:r>
-    </w:p>
-    <w:p>
-      <w:pPr>
-        <w:pStyle w:val="10"/>
-        <w:contextualSpacing w:val="0"/>
-      </w:pPr>
-      <w:r>
-        <w:rPr>
-          <w:b/>
-        </w:rPr>
-        <w:t>БУ</w:t>
-      </w:r>
-      <w:r>
-        <w:t>: аналитика по валюте заведена некорректно. Я создал субконто Валюта, но валюта у нас задается в справочнике Контрагентов и не подлежит пересмотру, поэтому субконто не нужно, это излишняя информация. Достаточно ресурса "Вал сумма" по признаку учета "Валютный", устанавливаемых на счетах с субконто "Контрагент". А в отчете валюту</w:t>
-      </w:r>
-      <w:r>
-        <w:t xml:space="preserve"> можно подтянуть из контрагента</w:t>
-      </w:r>
-      <w:r>
-        <w:t xml:space="preserve">. </w:t>
-      </w:r>
-    </w:p>
-    <w:p>
-      <w:pPr>
-        <w:pStyle w:val="10"/>
-        <w:ind w:firstLine="0"/>
-      </w:pPr>
+        <w:t>.</w:t>
+      </w:r>
+      <w:bookmarkStart w:id="5" w:name="_GoBack"/>
+      <w:bookmarkEnd w:id="5"/>
     </w:p>
     <w:sectPr>
       <w:pgSz w:w="11906" w:h="16838"/>
@@ -3550,7 +3507,7 @@
 </file>
 
 <file path=customXml/itemProps1.xml><?xml version="1.0" encoding="utf-8"?>
-<ds:datastoreItem xmlns:ds="http://schemas.openxmlformats.org/officeDocument/2006/customXml" ds:itemID="{82F7C51D-DA08-4F85-B08E-6C979710C9C7}">
+<ds:datastoreItem xmlns:ds="http://schemas.openxmlformats.org/officeDocument/2006/customXml" ds:itemID="{542962FB-854F-4FDE-ABB1-5EA8CA9EB744}">
   <ds:schemaRefs>
     <ds:schemaRef ds:uri="http://schemas.openxmlformats.org/officeDocument/2006/bibliography"/>
   </ds:schemaRefs>
